--- a/docs/PE-Lab-Completion-Guide.docx
+++ b/docs/PE-Lab-Completion-Guide.docx
@@ -595,7 +595,7 @@
             <w:rStyle w:val="Hyperlink"/>
             <w:b/>
           </w:rPr>
-          <w:t xml:space="preserve">https://crc.guac.01.tcecure.com/#/</w:t>
+          <w:t xml:space="preserve">https://guac.01.digitalrcc.com/#/</w:t>
         </w:r>
       </w:hyperlink>
     </w:p>
@@ -1023,7 +1023,7 @@
             <w:rStyle w:val="Hyperlink"/>
             <w:b/>
           </w:rPr>
-          <w:t xml:space="preserve">https://training.status.tcecure.com/pod/XX</w:t>
+          <w:t xml:space="preserve">https://training.digitalrcc.com/pod/XX</w:t>
         </w:r>
       </w:hyperlink>
       <w:r>
@@ -9125,7 +9125,7 @@
                 <w:rPr>
                   <w:rStyle w:val="Hyperlink"/>
                 </w:rPr>
-                <w:t xml:space="preserve">https://training.status.tcecure.com/pod/XX</w:t>
+                <w:t xml:space="preserve">https://training.digitalrcc.com/pod/XX</w:t>
               </w:r>
             </w:hyperlink>
           </w:p>
@@ -10442,7 +10442,7 @@
           <w:rPr>
             <w:rStyle w:val="Hyperlink"/>
           </w:rPr>
-          <w:t xml:space="preserve">https://training.status.tcecure.com/pod/XX</w:t>
+          <w:t xml:space="preserve">https://training.digitalrcc.com/pod/XX</w:t>
         </w:r>
       </w:hyperlink>
     </w:p>

--- a/docs/PE-Lab-Completion-Guide.docx
+++ b/docs/PE-Lab-Completion-Guide.docx
@@ -311,7 +311,33 @@
         <w:t xml:space="preserve"> </w:t>
       </w:r>
       <w:r>
-        <w:t xml:space="preserve">(your instructor will provide your username and password)</w:t>
+        <w:t xml:space="preserve">— your username and lab password are shown in the portal at</w:t>
+      </w:r>
+      <w:r>
+        <w:t xml:space="preserve"> </w:t>
+      </w:r>
+      <w:hyperlink r:id="rId24">
+        <w:r>
+          <w:rPr>
+            <w:rStyle w:val="Hyperlink"/>
+          </w:rPr>
+          <w:t xml:space="preserve">https://my.digitalrcc.com</w:t>
+        </w:r>
+      </w:hyperlink>
+      <w:r>
+        <w:t xml:space="preserve"> </w:t>
+      </w:r>
+      <w:r>
+        <w:t xml:space="preserve">under</w:t>
+      </w:r>
+      <w:r>
+        <w:t xml:space="preserve"> </w:t>
+      </w:r>
+      <w:r>
+        <w:rPr>
+          <w:b/>
+        </w:rPr>
+        <w:t xml:space="preserve">Start Here → Lab Access</w:t>
       </w:r>
     </w:p>
     <w:p>
@@ -330,11 +356,11 @@
       <w:pPr>
         <w:pStyle w:val="Heading3"/>
       </w:pPr>
-      <w:bookmarkStart w:id="24" w:name="what-you-will-be-doing"/>
+      <w:bookmarkStart w:id="25" w:name="what-you-will-be-doing"/>
       <w:r>
         <w:t xml:space="preserve">What You Will Be Doing</w:t>
       </w:r>
-      <w:bookmarkEnd w:id="24"/>
+      <w:bookmarkEnd w:id="25"/>
     </w:p>
     <w:p>
       <w:pPr>
@@ -380,11 +406,11 @@
       <w:pPr>
         <w:pStyle w:val="Heading3"/>
       </w:pPr>
-      <w:bookmarkStart w:id="25" w:name="cmmc-context"/>
+      <w:bookmarkStart w:id="26" w:name="cmmc-context"/>
       <w:r>
         <w:t xml:space="preserve">CMMC Context</w:t>
       </w:r>
-      <w:bookmarkEnd w:id="25"/>
+      <w:bookmarkEnd w:id="26"/>
     </w:p>
     <w:p>
       <w:pPr>
@@ -524,11 +550,11 @@
       <w:pPr>
         <w:pStyle w:val="Heading2"/>
       </w:pPr>
-      <w:bookmarkStart w:id="26" w:name="how-to-connect-to-the-lab-environment"/>
+      <w:bookmarkStart w:id="27" w:name="how-to-connect-to-the-lab-environment"/>
       <w:r>
         <w:t xml:space="preserve">How to Connect to the Lab Environment</w:t>
       </w:r>
-      <w:bookmarkEnd w:id="26"/>
+      <w:bookmarkEnd w:id="27"/>
     </w:p>
     <w:p>
       <w:pPr>
@@ -557,11 +583,11 @@
       <w:pPr>
         <w:pStyle w:val="Heading3"/>
       </w:pPr>
-      <w:bookmarkStart w:id="27" w:name="step-1-open-the-guacamole-gateway"/>
+      <w:bookmarkStart w:id="28" w:name="step-1-open-the-guacamole-gateway"/>
       <w:r>
         <w:t xml:space="preserve">Step 1: Open the Guacamole Gateway</w:t>
       </w:r>
-      <w:bookmarkEnd w:id="27"/>
+      <w:bookmarkEnd w:id="28"/>
     </w:p>
     <w:p>
       <w:pPr>
@@ -589,7 +615,7 @@
       <w:r>
         <w:t xml:space="preserve"> </w:t>
       </w:r>
-      <w:hyperlink r:id="rId28">
+      <w:hyperlink r:id="rId29">
         <w:r>
           <w:rPr>
             <w:rStyle w:val="Hyperlink"/>
@@ -615,11 +641,11 @@
       <w:pPr>
         <w:pStyle w:val="Heading3"/>
       </w:pPr>
-      <w:bookmarkStart w:id="29" w:name="Xe90d7d5e4efae25eb475e9742c935b4a645a514"/>
+      <w:bookmarkStart w:id="30" w:name="Xe90d7d5e4efae25eb475e9742c935b4a645a514"/>
       <w:r>
         <w:t xml:space="preserve">Step 2: Log In with Your Student Credentials</w:t>
       </w:r>
-      <w:bookmarkEnd w:id="29"/>
+      <w:bookmarkEnd w:id="30"/>
     </w:p>
     <w:p>
       <w:pPr>
@@ -750,7 +776,57 @@
         <w:t xml:space="preserve"> </w:t>
       </w:r>
       <w:r>
-        <w:t xml:space="preserve">(provided by your instructor)</w:t>
+        <w:t xml:space="preserve">— sign in to the portal at</w:t>
+      </w:r>
+      <w:r>
+        <w:t xml:space="preserve"> </w:t>
+      </w:r>
+      <w:hyperlink r:id="rId24">
+        <w:r>
+          <w:rPr>
+            <w:rStyle w:val="Hyperlink"/>
+          </w:rPr>
+          <w:t xml:space="preserve">https://my.digitalrcc.com</w:t>
+        </w:r>
+      </w:hyperlink>
+      <w:r>
+        <w:t xml:space="preserve">, open</w:t>
+      </w:r>
+      <w:r>
+        <w:t xml:space="preserve"> </w:t>
+      </w:r>
+      <w:r>
+        <w:rPr>
+          <w:b/>
+        </w:rPr>
+        <w:t xml:space="preserve">Start Here</w:t>
+      </w:r>
+      <w:r>
+        <w:t xml:space="preserve">, and under</w:t>
+      </w:r>
+      <w:r>
+        <w:t xml:space="preserve"> </w:t>
+      </w:r>
+      <w:r>
+        <w:rPr>
+          <w:b/>
+        </w:rPr>
+        <w:t xml:space="preserve">Lab Access</w:t>
+      </w:r>
+      <w:r>
+        <w:t xml:space="preserve"> </w:t>
+      </w:r>
+      <w:r>
+        <w:t xml:space="preserve">click</w:t>
+      </w:r>
+      <w:r>
+        <w:t xml:space="preserve"> </w:t>
+      </w:r>
+      <w:r>
+        <w:rPr>
+          <w:b/>
+        </w:rPr>
+        <w:t xml:space="preserve">Show my lab password</w:t>
       </w:r>
     </w:p>
     <w:p>
@@ -778,11 +854,11 @@
       <w:pPr>
         <w:pStyle w:val="Heading3"/>
       </w:pPr>
-      <w:bookmarkStart w:id="30" w:name="step-3-connect-to-the-domain-controller"/>
-      <w:r>
-        <w:t xml:space="preserve">Step 3: Connect to the Domain Controller</w:t>
-      </w:r>
-      <w:bookmarkEnd w:id="30"/>
+      <w:bookmarkStart w:id="31" w:name="step-3-connect-to-your-pod-server"/>
+      <w:r>
+        <w:t xml:space="preserve">Step 3: Connect to Your Pod Server</w:t>
+      </w:r>
+      <w:bookmarkEnd w:id="31"/>
     </w:p>
     <w:tbl>
       <w:tblPr>
@@ -842,18 +918,18 @@
               <w:rPr>
                 <w:b/>
               </w:rPr>
-              <w:t xml:space="preserve">PODXX-DC</w:t>
-            </w:r>
-          </w:p>
-        </w:tc>
-        <w:tc>
-          <w:p>
-            <w:pPr>
-              <w:pStyle w:val="Compact"/>
-              <w:jc w:val="left"/>
-            </w:pPr>
-            <w:r>
-              <w:t xml:space="preserve">Domain Controller —</w:t>
+              <w:t xml:space="preserve">PODXX-SRV</w:t>
+            </w:r>
+          </w:p>
+        </w:tc>
+        <w:tc>
+          <w:p>
+            <w:pPr>
+              <w:pStyle w:val="Compact"/>
+              <w:jc w:val="left"/>
+            </w:pPr>
+            <w:r>
+              <w:t xml:space="preserve">Your pod server —</w:t>
             </w:r>
             <w:r>
               <w:t xml:space="preserve"> </w:t>
@@ -873,7 +949,34 @@
         <w:pStyle w:val="BodyText"/>
       </w:pPr>
       <w:r>
-        <w:t xml:space="preserve">This is the only connection you get: every PE lab is done on this desktop.</w:t>
+        <w:t xml:space="preserve">This is the only connection you get: every PE lab is done on this desktop. The</w:t>
+      </w:r>
+      <w:r>
+        <w:t xml:space="preserve"> </w:t>
+      </w:r>
+      <w:r>
+        <w:t xml:space="preserve">server is joined to the</w:t>
+      </w:r>
+      <w:r>
+        <w:t xml:space="preserve"> </w:t>
+      </w:r>
+      <w:r>
+        <w:rPr>
+          <w:rStyle w:val="VerbatimChar"/>
+        </w:rPr>
+        <w:t xml:space="preserve">acs-p01.local</w:t>
+      </w:r>
+      <w:r>
+        <w:t xml:space="preserve"> </w:t>
+      </w:r>
+      <w:r>
+        <w:t xml:space="preserve">domain, so you never sign in to a domain</w:t>
+      </w:r>
+      <w:r>
+        <w:t xml:space="preserve"> </w:t>
+      </w:r>
+      <w:r>
+        <w:t xml:space="preserve">controller.</w:t>
       </w:r>
     </w:p>
     <w:p>
@@ -894,7 +997,7 @@
         <w:rPr>
           <w:b/>
         </w:rPr>
-        <w:t xml:space="preserve">PODXX-DC</w:t>
+        <w:t xml:space="preserve">PODXX-SRV</w:t>
       </w:r>
       <w:r>
         <w:t xml:space="preserve"> </w:t>
@@ -909,7 +1012,7 @@
         <w:rPr>
           <w:b/>
         </w:rPr>
-        <w:t xml:space="preserve">POD03-DC</w:t>
+        <w:t xml:space="preserve">POD03-SRV</w:t>
       </w:r>
       <w:r>
         <w:t xml:space="preserve">)</w:t>
@@ -975,11 +1078,11 @@
       <w:pPr>
         <w:pStyle w:val="Heading3"/>
       </w:pPr>
-      <w:bookmarkStart w:id="31" w:name="step-4-check-your-lab-progress"/>
+      <w:bookmarkStart w:id="32" w:name="step-4-check-your-lab-progress"/>
       <w:r>
         <w:t xml:space="preserve">Step 4: Check Your Lab Progress</w:t>
       </w:r>
-      <w:bookmarkEnd w:id="31"/>
+      <w:bookmarkEnd w:id="32"/>
     </w:p>
     <w:p>
       <w:pPr>
@@ -1017,7 +1120,7 @@
       <w:r>
         <w:t xml:space="preserve"> </w:t>
       </w:r>
-      <w:hyperlink r:id="rId32">
+      <w:hyperlink r:id="rId33">
         <w:r>
           <w:rPr>
             <w:rStyle w:val="Hyperlink"/>
@@ -1044,11 +1147,11 @@
       <w:pPr>
         <w:pStyle w:val="Heading2"/>
       </w:pPr>
-      <w:bookmarkStart w:id="33" w:name="how-to-open-your-lab-artifacts"/>
+      <w:bookmarkStart w:id="34" w:name="how-to-open-your-lab-artifacts"/>
       <w:r>
         <w:t xml:space="preserve">How to Open Your Lab Artifacts</w:t>
       </w:r>
-      <w:bookmarkEnd w:id="33"/>
+      <w:bookmarkEnd w:id="34"/>
     </w:p>
     <w:p>
       <w:pPr>
@@ -1221,11 +1324,11 @@
       <w:pPr>
         <w:pStyle w:val="Heading3"/>
       </w:pPr>
-      <w:bookmarkStart w:id="34" w:name="what-you-will-see"/>
+      <w:bookmarkStart w:id="35" w:name="what-you-will-see"/>
       <w:r>
         <w:t xml:space="preserve">What You Will See</w:t>
       </w:r>
-      <w:bookmarkEnd w:id="34"/>
+      <w:bookmarkEnd w:id="35"/>
     </w:p>
     <w:p>
       <w:pPr>
@@ -1666,11 +1769,11 @@
       <w:pPr>
         <w:pStyle w:val="Heading3"/>
       </w:pPr>
-      <w:bookmarkStart w:id="35" w:name="editing-the-csv-files"/>
+      <w:bookmarkStart w:id="36" w:name="editing-the-csv-files"/>
       <w:r>
         <w:t xml:space="preserve">Editing the CSV Files</w:t>
       </w:r>
-      <w:bookmarkEnd w:id="35"/>
+      <w:bookmarkEnd w:id="36"/>
     </w:p>
     <w:p>
       <w:pPr>
@@ -1908,11 +2011,11 @@
       <w:pPr>
         <w:pStyle w:val="Heading2"/>
       </w:pPr>
-      <w:bookmarkStart w:id="36" w:name="understanding-your-pod"/>
+      <w:bookmarkStart w:id="37" w:name="understanding-your-pod"/>
       <w:r>
         <w:t xml:space="preserve">Understanding Your Pod</w:t>
       </w:r>
-      <w:bookmarkEnd w:id="36"/>
+      <w:bookmarkEnd w:id="37"/>
     </w:p>
     <w:p>
       <w:pPr>
@@ -2186,11 +2289,11 @@
       <w:pPr>
         <w:pStyle w:val="Heading3"/>
       </w:pPr>
-      <w:bookmarkStart w:id="37" w:name="the-people-in-your-scenario"/>
+      <w:bookmarkStart w:id="38" w:name="the-people-in-your-scenario"/>
       <w:r>
         <w:t xml:space="preserve">The People in Your Scenario</w:t>
       </w:r>
-      <w:bookmarkEnd w:id="37"/>
+      <w:bookmarkEnd w:id="38"/>
     </w:p>
     <w:tbl>
       <w:tblPr>
@@ -2525,21 +2628,21 @@
       <w:pPr>
         <w:pStyle w:val="Heading2"/>
       </w:pPr>
-      <w:bookmarkStart w:id="38" w:name="module-1-physical-access-authorization"/>
+      <w:bookmarkStart w:id="39" w:name="module-1-physical-access-authorization"/>
       <w:r>
         <w:t xml:space="preserve">Module 1: Physical Access Authorization</w:t>
       </w:r>
-      <w:bookmarkEnd w:id="38"/>
+      <w:bookmarkEnd w:id="39"/>
     </w:p>
     <w:p>
       <w:pPr>
         <w:pStyle w:val="Heading3"/>
       </w:pPr>
-      <w:bookmarkStart w:id="39" w:name="lab-m1-l1-physical-access-review"/>
+      <w:bookmarkStart w:id="40" w:name="lab-m1-l1-physical-access-review"/>
       <w:r>
         <w:t xml:space="preserve">Lab M1-L1: Physical Access Review</w:t>
       </w:r>
-      <w:bookmarkEnd w:id="39"/>
+      <w:bookmarkEnd w:id="40"/>
     </w:p>
     <w:p>
       <w:pPr>
@@ -2592,11 +2695,11 @@
       <w:pPr>
         <w:pStyle w:val="Heading4"/>
       </w:pPr>
-      <w:bookmarkStart w:id="40" w:name="scenario"/>
+      <w:bookmarkStart w:id="41" w:name="scenario"/>
       <w:r>
         <w:t xml:space="preserve">Scenario</w:t>
       </w:r>
-      <w:bookmarkEnd w:id="40"/>
+      <w:bookmarkEnd w:id="41"/>
     </w:p>
     <w:p>
       <w:pPr>
@@ -2610,11 +2713,11 @@
       <w:pPr>
         <w:pStyle w:val="Heading4"/>
       </w:pPr>
-      <w:bookmarkStart w:id="41" w:name="what-you-need-1"/>
+      <w:bookmarkStart w:id="42" w:name="what-you-need-1"/>
       <w:r>
         <w:t xml:space="preserve">What You Need</w:t>
       </w:r>
-      <w:bookmarkEnd w:id="41"/>
+      <w:bookmarkEnd w:id="42"/>
     </w:p>
     <w:p>
       <w:pPr>
@@ -2704,11 +2807,11 @@
       <w:pPr>
         <w:pStyle w:val="Heading4"/>
       </w:pPr>
-      <w:bookmarkStart w:id="42" w:name="steps"/>
+      <w:bookmarkStart w:id="43" w:name="steps"/>
       <w:r>
         <w:t xml:space="preserve">Steps</w:t>
       </w:r>
-      <w:bookmarkEnd w:id="42"/>
+      <w:bookmarkEnd w:id="43"/>
     </w:p>
     <w:p>
       <w:pPr>
@@ -3307,11 +3410,11 @@
       <w:pPr>
         <w:pStyle w:val="Heading4"/>
       </w:pPr>
-      <w:bookmarkStart w:id="43" w:name="completion-criteria"/>
+      <w:bookmarkStart w:id="44" w:name="completion-criteria"/>
       <w:r>
         <w:t xml:space="preserve">Completion Criteria</w:t>
       </w:r>
-      <w:bookmarkEnd w:id="43"/>
+      <w:bookmarkEnd w:id="44"/>
     </w:p>
     <w:p>
       <w:pPr>
@@ -3428,11 +3531,11 @@
       <w:pPr>
         <w:pStyle w:val="Heading4"/>
       </w:pPr>
-      <w:bookmarkStart w:id="44" w:name="why-this-matters"/>
+      <w:bookmarkStart w:id="45" w:name="why-this-matters"/>
       <w:r>
         <w:t xml:space="preserve">Why This Matters</w:t>
       </w:r>
-      <w:bookmarkEnd w:id="44"/>
+      <w:bookmarkEnd w:id="45"/>
     </w:p>
     <w:p>
       <w:pPr>
@@ -3468,11 +3571,11 @@
       <w:pPr>
         <w:pStyle w:val="Heading3"/>
       </w:pPr>
-      <w:bookmarkStart w:id="45" w:name="lab-m1-l2-server-room-access-decisions"/>
+      <w:bookmarkStart w:id="46" w:name="lab-m1-l2-server-room-access-decisions"/>
       <w:r>
         <w:t xml:space="preserve">Lab M1-L2: Server Room Access Decisions</w:t>
       </w:r>
-      <w:bookmarkEnd w:id="45"/>
+      <w:bookmarkEnd w:id="46"/>
     </w:p>
     <w:p>
       <w:pPr>
@@ -3525,11 +3628,11 @@
       <w:pPr>
         <w:pStyle w:val="Heading4"/>
       </w:pPr>
-      <w:bookmarkStart w:id="46" w:name="scenario-1"/>
+      <w:bookmarkStart w:id="47" w:name="scenario-1"/>
       <w:r>
         <w:t xml:space="preserve">Scenario</w:t>
       </w:r>
-      <w:bookmarkEnd w:id="46"/>
+      <w:bookmarkEnd w:id="47"/>
     </w:p>
     <w:p>
       <w:pPr>
@@ -3543,11 +3646,11 @@
       <w:pPr>
         <w:pStyle w:val="Heading4"/>
       </w:pPr>
-      <w:bookmarkStart w:id="47" w:name="what-you-need-2"/>
+      <w:bookmarkStart w:id="48" w:name="what-you-need-2"/>
       <w:r>
         <w:t xml:space="preserve">What You Need</w:t>
       </w:r>
-      <w:bookmarkEnd w:id="47"/>
+      <w:bookmarkEnd w:id="48"/>
     </w:p>
     <w:p>
       <w:pPr>
@@ -3670,11 +3773,11 @@
       <w:pPr>
         <w:pStyle w:val="Heading4"/>
       </w:pPr>
-      <w:bookmarkStart w:id="48" w:name="steps-1"/>
+      <w:bookmarkStart w:id="49" w:name="steps-1"/>
       <w:r>
         <w:t xml:space="preserve">Steps</w:t>
       </w:r>
-      <w:bookmarkEnd w:id="48"/>
+      <w:bookmarkEnd w:id="49"/>
     </w:p>
     <w:p>
       <w:pPr>
@@ -4428,11 +4531,11 @@
       <w:pPr>
         <w:pStyle w:val="Heading4"/>
       </w:pPr>
-      <w:bookmarkStart w:id="49" w:name="completion-criteria-1"/>
+      <w:bookmarkStart w:id="50" w:name="completion-criteria-1"/>
       <w:r>
         <w:t xml:space="preserve">Completion Criteria</w:t>
       </w:r>
-      <w:bookmarkEnd w:id="49"/>
+      <w:bookmarkEnd w:id="50"/>
     </w:p>
     <w:p>
       <w:pPr>
@@ -4573,11 +4676,11 @@
       <w:pPr>
         <w:pStyle w:val="Heading4"/>
       </w:pPr>
-      <w:bookmarkStart w:id="50" w:name="why-this-matters-1"/>
+      <w:bookmarkStart w:id="51" w:name="why-this-matters-1"/>
       <w:r>
         <w:t xml:space="preserve">Why This Matters</w:t>
       </w:r>
-      <w:bookmarkEnd w:id="50"/>
+      <w:bookmarkEnd w:id="51"/>
     </w:p>
     <w:p>
       <w:pPr>
@@ -4598,21 +4701,21 @@
       <w:pPr>
         <w:pStyle w:val="Heading2"/>
       </w:pPr>
-      <w:bookmarkStart w:id="51" w:name="Xb2c419fa3d5c03b8a36c13bd234449e876cebec"/>
+      <w:bookmarkStart w:id="52" w:name="Xb2c419fa3d5c03b8a36c13bd234449e876cebec"/>
       <w:r>
         <w:t xml:space="preserve">Module 2: Visitor Escort and Temporary Badges</w:t>
       </w:r>
-      <w:bookmarkEnd w:id="51"/>
+      <w:bookmarkEnd w:id="52"/>
     </w:p>
     <w:p>
       <w:pPr>
         <w:pStyle w:val="Heading3"/>
       </w:pPr>
-      <w:bookmarkStart w:id="52" w:name="X380131ed2b3abe4be661e42fccc9965182a5ec9"/>
+      <w:bookmarkStart w:id="53" w:name="X380131ed2b3abe4be661e42fccc9965182a5ec9"/>
       <w:r>
         <w:t xml:space="preserve">Lab M2-L1: Unescorted Visitor Investigation</w:t>
       </w:r>
-      <w:bookmarkEnd w:id="52"/>
+      <w:bookmarkEnd w:id="53"/>
     </w:p>
     <w:p>
       <w:pPr>
@@ -4665,11 +4768,11 @@
       <w:pPr>
         <w:pStyle w:val="Heading4"/>
       </w:pPr>
-      <w:bookmarkStart w:id="53" w:name="scenario-2"/>
+      <w:bookmarkStart w:id="54" w:name="scenario-2"/>
       <w:r>
         <w:t xml:space="preserve">Scenario</w:t>
       </w:r>
-      <w:bookmarkEnd w:id="53"/>
+      <w:bookmarkEnd w:id="54"/>
     </w:p>
     <w:p>
       <w:pPr>
@@ -4683,11 +4786,11 @@
       <w:pPr>
         <w:pStyle w:val="Heading4"/>
       </w:pPr>
-      <w:bookmarkStart w:id="54" w:name="what-you-need-3"/>
+      <w:bookmarkStart w:id="55" w:name="what-you-need-3"/>
       <w:r>
         <w:t xml:space="preserve">What You Need</w:t>
       </w:r>
-      <w:bookmarkEnd w:id="54"/>
+      <w:bookmarkEnd w:id="55"/>
     </w:p>
     <w:p>
       <w:pPr>
@@ -4828,11 +4931,11 @@
       <w:pPr>
         <w:pStyle w:val="Heading4"/>
       </w:pPr>
-      <w:bookmarkStart w:id="55" w:name="steps-2"/>
+      <w:bookmarkStart w:id="56" w:name="steps-2"/>
       <w:r>
         <w:t xml:space="preserve">Steps</w:t>
       </w:r>
-      <w:bookmarkEnd w:id="55"/>
+      <w:bookmarkEnd w:id="56"/>
     </w:p>
     <w:p>
       <w:pPr>
@@ -5442,11 +5545,11 @@
       <w:pPr>
         <w:pStyle w:val="Heading4"/>
       </w:pPr>
-      <w:bookmarkStart w:id="56" w:name="completion-criteria-2"/>
+      <w:bookmarkStart w:id="57" w:name="completion-criteria-2"/>
       <w:r>
         <w:t xml:space="preserve">Completion Criteria</w:t>
       </w:r>
-      <w:bookmarkEnd w:id="56"/>
+      <w:bookmarkEnd w:id="57"/>
     </w:p>
     <w:p>
       <w:pPr>
@@ -5530,11 +5633,11 @@
       <w:pPr>
         <w:pStyle w:val="Heading4"/>
       </w:pPr>
-      <w:bookmarkStart w:id="57" w:name="why-this-matters-2"/>
+      <w:bookmarkStart w:id="58" w:name="why-this-matters-2"/>
       <w:r>
         <w:t xml:space="preserve">Why This Matters</w:t>
       </w:r>
-      <w:bookmarkEnd w:id="57"/>
+      <w:bookmarkEnd w:id="58"/>
     </w:p>
     <w:p>
       <w:pPr>
@@ -5570,11 +5673,11 @@
       <w:pPr>
         <w:pStyle w:val="Heading3"/>
       </w:pPr>
-      <w:bookmarkStart w:id="58" w:name="lab-m2-l2-temporary-badge-lifecycle"/>
+      <w:bookmarkStart w:id="59" w:name="lab-m2-l2-temporary-badge-lifecycle"/>
       <w:r>
         <w:t xml:space="preserve">Lab M2-L2: Temporary Badge Lifecycle</w:t>
       </w:r>
-      <w:bookmarkEnd w:id="58"/>
+      <w:bookmarkEnd w:id="59"/>
     </w:p>
     <w:p>
       <w:pPr>
@@ -5627,11 +5730,11 @@
       <w:pPr>
         <w:pStyle w:val="Heading4"/>
       </w:pPr>
-      <w:bookmarkStart w:id="59" w:name="scenario-3"/>
+      <w:bookmarkStart w:id="60" w:name="scenario-3"/>
       <w:r>
         <w:t xml:space="preserve">Scenario</w:t>
       </w:r>
-      <w:bookmarkEnd w:id="59"/>
+      <w:bookmarkEnd w:id="60"/>
     </w:p>
     <w:p>
       <w:pPr>
@@ -5645,11 +5748,11 @@
       <w:pPr>
         <w:pStyle w:val="Heading4"/>
       </w:pPr>
-      <w:bookmarkStart w:id="60" w:name="what-you-need-4"/>
+      <w:bookmarkStart w:id="61" w:name="what-you-need-4"/>
       <w:r>
         <w:t xml:space="preserve">What You Need</w:t>
       </w:r>
-      <w:bookmarkEnd w:id="60"/>
+      <w:bookmarkEnd w:id="61"/>
     </w:p>
     <w:p>
       <w:pPr>
@@ -5721,11 +5824,11 @@
       <w:pPr>
         <w:pStyle w:val="Heading4"/>
       </w:pPr>
-      <w:bookmarkStart w:id="61" w:name="steps-3"/>
+      <w:bookmarkStart w:id="62" w:name="steps-3"/>
       <w:r>
         <w:t xml:space="preserve">Steps</w:t>
       </w:r>
-      <w:bookmarkEnd w:id="61"/>
+      <w:bookmarkEnd w:id="62"/>
     </w:p>
     <w:p>
       <w:pPr>
@@ -6164,11 +6267,11 @@
       <w:pPr>
         <w:pStyle w:val="Heading4"/>
       </w:pPr>
-      <w:bookmarkStart w:id="62" w:name="completion-criteria-3"/>
+      <w:bookmarkStart w:id="63" w:name="completion-criteria-3"/>
       <w:r>
         <w:t xml:space="preserve">Completion Criteria</w:t>
       </w:r>
-      <w:bookmarkEnd w:id="62"/>
+      <w:bookmarkEnd w:id="63"/>
     </w:p>
     <w:p>
       <w:pPr>
@@ -6351,11 +6454,11 @@
       <w:pPr>
         <w:pStyle w:val="Heading4"/>
       </w:pPr>
-      <w:bookmarkStart w:id="63" w:name="why-this-matters-3"/>
+      <w:bookmarkStart w:id="64" w:name="why-this-matters-3"/>
       <w:r>
         <w:t xml:space="preserve">Why This Matters</w:t>
       </w:r>
-      <w:bookmarkEnd w:id="63"/>
+      <w:bookmarkEnd w:id="64"/>
     </w:p>
     <w:p>
       <w:pPr>
@@ -6376,21 +6479,21 @@
       <w:pPr>
         <w:pStyle w:val="Heading2"/>
       </w:pPr>
-      <w:bookmarkStart w:id="64" w:name="Xa1aa645f87e102dac19e0a5a59a7237a7aa7a93"/>
+      <w:bookmarkStart w:id="65" w:name="Xa1aa645f87e102dac19e0a5a59a7237a7aa7a93"/>
       <w:r>
         <w:t xml:space="preserve">Module 3: Audit Logs and Incident Response</w:t>
       </w:r>
-      <w:bookmarkEnd w:id="64"/>
+      <w:bookmarkEnd w:id="65"/>
     </w:p>
     <w:p>
       <w:pPr>
         <w:pStyle w:val="Heading3"/>
       </w:pPr>
-      <w:bookmarkStart w:id="65" w:name="Xeffdf0b4442cfd90477c075c0a4777c3048a7fe"/>
+      <w:bookmarkStart w:id="66" w:name="Xeffdf0b4442cfd90477c075c0a4777c3048a7fe"/>
       <w:r>
         <w:t xml:space="preserve">Lab M3-L1: Reconcile the Physical Access Logs</w:t>
       </w:r>
-      <w:bookmarkEnd w:id="65"/>
+      <w:bookmarkEnd w:id="66"/>
     </w:p>
     <w:p>
       <w:pPr>
@@ -6443,11 +6546,11 @@
       <w:pPr>
         <w:pStyle w:val="Heading4"/>
       </w:pPr>
-      <w:bookmarkStart w:id="66" w:name="scenario-4"/>
+      <w:bookmarkStart w:id="67" w:name="scenario-4"/>
       <w:r>
         <w:t xml:space="preserve">Scenario</w:t>
       </w:r>
-      <w:bookmarkEnd w:id="66"/>
+      <w:bookmarkEnd w:id="67"/>
     </w:p>
     <w:p>
       <w:pPr>
@@ -6461,11 +6564,11 @@
       <w:pPr>
         <w:pStyle w:val="Heading4"/>
       </w:pPr>
-      <w:bookmarkStart w:id="67" w:name="what-you-need-5"/>
+      <w:bookmarkStart w:id="68" w:name="what-you-need-5"/>
       <w:r>
         <w:t xml:space="preserve">What You Need</w:t>
       </w:r>
-      <w:bookmarkEnd w:id="67"/>
+      <w:bookmarkEnd w:id="68"/>
     </w:p>
     <w:p>
       <w:pPr>
@@ -6600,11 +6703,11 @@
       <w:pPr>
         <w:pStyle w:val="Heading4"/>
       </w:pPr>
-      <w:bookmarkStart w:id="68" w:name="steps-4"/>
+      <w:bookmarkStart w:id="69" w:name="steps-4"/>
       <w:r>
         <w:t xml:space="preserve">Steps</w:t>
       </w:r>
-      <w:bookmarkEnd w:id="68"/>
+      <w:bookmarkEnd w:id="69"/>
     </w:p>
     <w:p>
       <w:pPr>
@@ -7454,11 +7557,11 @@
       <w:pPr>
         <w:pStyle w:val="Heading4"/>
       </w:pPr>
-      <w:bookmarkStart w:id="69" w:name="completion-criteria-4"/>
+      <w:bookmarkStart w:id="70" w:name="completion-criteria-4"/>
       <w:r>
         <w:t xml:space="preserve">Completion Criteria</w:t>
       </w:r>
-      <w:bookmarkEnd w:id="69"/>
+      <w:bookmarkEnd w:id="70"/>
     </w:p>
     <w:p>
       <w:pPr>
@@ -7581,11 +7684,11 @@
       <w:pPr>
         <w:pStyle w:val="Heading4"/>
       </w:pPr>
-      <w:bookmarkStart w:id="70" w:name="why-this-matters-4"/>
+      <w:bookmarkStart w:id="71" w:name="why-this-matters-4"/>
       <w:r>
         <w:t xml:space="preserve">Why This Matters</w:t>
       </w:r>
-      <w:bookmarkEnd w:id="70"/>
+      <w:bookmarkEnd w:id="71"/>
     </w:p>
     <w:p>
       <w:pPr>
@@ -7606,11 +7709,11 @@
       <w:pPr>
         <w:pStyle w:val="Heading3"/>
       </w:pPr>
-      <w:bookmarkStart w:id="71" w:name="lab-m3-l2-lost-badge-incident-response"/>
+      <w:bookmarkStart w:id="72" w:name="lab-m3-l2-lost-badge-incident-response"/>
       <w:r>
         <w:t xml:space="preserve">Lab M3-L2: Lost Badge Incident Response</w:t>
       </w:r>
-      <w:bookmarkEnd w:id="71"/>
+      <w:bookmarkEnd w:id="72"/>
     </w:p>
     <w:p>
       <w:pPr>
@@ -7663,11 +7766,11 @@
       <w:pPr>
         <w:pStyle w:val="Heading4"/>
       </w:pPr>
-      <w:bookmarkStart w:id="72" w:name="scenario-5"/>
+      <w:bookmarkStart w:id="73" w:name="scenario-5"/>
       <w:r>
         <w:t xml:space="preserve">Scenario</w:t>
       </w:r>
-      <w:bookmarkEnd w:id="72"/>
+      <w:bookmarkEnd w:id="73"/>
     </w:p>
     <w:p>
       <w:pPr>
@@ -7681,11 +7784,11 @@
       <w:pPr>
         <w:pStyle w:val="Heading4"/>
       </w:pPr>
-      <w:bookmarkStart w:id="73" w:name="what-you-need-6"/>
+      <w:bookmarkStart w:id="74" w:name="what-you-need-6"/>
       <w:r>
         <w:t xml:space="preserve">What You Need</w:t>
       </w:r>
-      <w:bookmarkEnd w:id="73"/>
+      <w:bookmarkEnd w:id="74"/>
     </w:p>
     <w:p>
       <w:pPr>
@@ -7802,11 +7905,11 @@
       <w:pPr>
         <w:pStyle w:val="Heading4"/>
       </w:pPr>
-      <w:bookmarkStart w:id="74" w:name="steps-5"/>
+      <w:bookmarkStart w:id="75" w:name="steps-5"/>
       <w:r>
         <w:t xml:space="preserve">Steps</w:t>
       </w:r>
-      <w:bookmarkEnd w:id="74"/>
+      <w:bookmarkEnd w:id="75"/>
     </w:p>
     <w:p>
       <w:pPr>
@@ -8624,11 +8727,11 @@
       <w:pPr>
         <w:pStyle w:val="Heading4"/>
       </w:pPr>
-      <w:bookmarkStart w:id="75" w:name="completion-criteria-5"/>
+      <w:bookmarkStart w:id="76" w:name="completion-criteria-5"/>
       <w:r>
         <w:t xml:space="preserve">Completion Criteria</w:t>
       </w:r>
-      <w:bookmarkEnd w:id="75"/>
+      <w:bookmarkEnd w:id="76"/>
     </w:p>
     <w:p>
       <w:pPr>
@@ -8817,11 +8920,11 @@
       <w:pPr>
         <w:pStyle w:val="Heading4"/>
       </w:pPr>
-      <w:bookmarkStart w:id="76" w:name="why-this-matters-5"/>
+      <w:bookmarkStart w:id="77" w:name="why-this-matters-5"/>
       <w:r>
         <w:t xml:space="preserve">Why This Matters</w:t>
       </w:r>
-      <w:bookmarkEnd w:id="76"/>
+      <w:bookmarkEnd w:id="77"/>
     </w:p>
     <w:p>
       <w:pPr>
@@ -8842,11 +8945,11 @@
       <w:pPr>
         <w:pStyle w:val="Heading2"/>
       </w:pPr>
-      <w:bookmarkStart w:id="77" w:name="quick-reference-where-to-find-things"/>
+      <w:bookmarkStart w:id="78" w:name="quick-reference-where-to-find-things"/>
       <w:r>
         <w:t xml:space="preserve">Quick Reference: Where to Find Things</w:t>
       </w:r>
-      <w:bookmarkEnd w:id="77"/>
+      <w:bookmarkEnd w:id="78"/>
     </w:p>
     <w:tbl>
       <w:tblPr>
@@ -9120,7 +9223,7 @@
               <w:pStyle w:val="Compact"/>
               <w:jc w:val="left"/>
             </w:pPr>
-            <w:hyperlink r:id="rId32">
+            <w:hyperlink r:id="rId33">
               <w:r>
                 <w:rPr>
                   <w:rStyle w:val="Hyperlink"/>
@@ -9136,11 +9239,11 @@
       <w:pPr>
         <w:pStyle w:val="Heading3"/>
       </w:pPr>
-      <w:bookmarkStart w:id="78" w:name="key-ids-across-the-labs"/>
+      <w:bookmarkStart w:id="79" w:name="key-ids-across-the-labs"/>
       <w:r>
         <w:t xml:space="preserve">Key IDs Across the Labs</w:t>
       </w:r>
-      <w:bookmarkEnd w:id="78"/>
+      <w:bookmarkEnd w:id="79"/>
     </w:p>
     <w:tbl>
       <w:tblPr>
@@ -9486,11 +9589,11 @@
       <w:pPr>
         <w:pStyle w:val="Heading2"/>
       </w:pPr>
-      <w:bookmarkStart w:id="79" w:name="tips-and-common-mistakes"/>
+      <w:bookmarkStart w:id="80" w:name="tips-and-common-mistakes"/>
       <w:r>
         <w:t xml:space="preserve">Tips and Common Mistakes</w:t>
       </w:r>
-      <w:bookmarkEnd w:id="79"/>
+      <w:bookmarkEnd w:id="80"/>
     </w:p>
     <w:tbl>
       <w:tblPr>
@@ -9991,11 +10094,11 @@
       <w:pPr>
         <w:pStyle w:val="Heading3"/>
       </w:pPr>
-      <w:bookmarkStart w:id="80" w:name="getting-unstuck"/>
+      <w:bookmarkStart w:id="81" w:name="getting-unstuck"/>
       <w:r>
         <w:t xml:space="preserve">Getting Unstuck</w:t>
       </w:r>
-      <w:bookmarkEnd w:id="80"/>
+      <w:bookmarkEnd w:id="81"/>
     </w:p>
     <w:p>
       <w:pPr>
@@ -10092,11 +10195,11 @@
       <w:pPr>
         <w:pStyle w:val="Heading2"/>
       </w:pPr>
-      <w:bookmarkStart w:id="81" w:name="lab-completion-checklist"/>
+      <w:bookmarkStart w:id="82" w:name="lab-completion-checklist"/>
       <w:r>
         <w:t xml:space="preserve">Lab Completion Checklist</w:t>
       </w:r>
-      <w:bookmarkEnd w:id="81"/>
+      <w:bookmarkEnd w:id="82"/>
     </w:p>
     <w:tbl>
       <w:tblPr>
@@ -10437,7 +10540,7 @@
       <w:r>
         <w:t xml:space="preserve"> </w:t>
       </w:r>
-      <w:hyperlink r:id="rId32">
+      <w:hyperlink r:id="rId33">
         <w:r>
           <w:rPr>
             <w:rStyle w:val="Hyperlink"/>
